--- a/Optimization of the circom compiler.docx
+++ b/Optimization of the circom compiler.docx
@@ -121,13 +121,8 @@
       <w:pPr>
         <w:pStyle w:val="TitlePage"/>
       </w:pPr>
-      <w:proofErr w:type="spellStart"/>
-      <w:r>
-        <w:t>Trabajo</w:t>
-      </w:r>
-      <w:proofErr w:type="spellEnd"/>
-      <w:r>
-        <w:t xml:space="preserve"> Fin </w:t>
+      <w:r>
+        <w:t xml:space="preserve">Trabajo Fin </w:t>
       </w:r>
       <w:r>
         <w:t>de</w:t>
@@ -143,13 +138,8 @@
       <w:pPr>
         <w:pStyle w:val="TitlePage"/>
       </w:pPr>
-      <w:proofErr w:type="spellStart"/>
-      <w:r>
-        <w:t>Curso</w:t>
-      </w:r>
-      <w:proofErr w:type="spellEnd"/>
-      <w:r>
-        <w:t xml:space="preserve"> 20</w:t>
+      <w:r>
+        <w:t>Curso 20</w:t>
       </w:r>
       <w:r>
         <w:t>2</w:t>
@@ -256,30 +246,8 @@
         <w:rPr>
           <w:lang w:val="en-US"/>
         </w:rPr>
-        <w:t xml:space="preserve">Grado </w:t>
-      </w:r>
-      <w:proofErr w:type="spellStart"/>
-      <w:r>
-        <w:rPr>
-          <w:lang w:val="en-US"/>
-        </w:rPr>
-        <w:t>en</w:t>
-      </w:r>
-      <w:proofErr w:type="spellEnd"/>
-      <w:r>
-        <w:rPr>
-          <w:lang w:val="en-US"/>
-        </w:rPr>
-        <w:t xml:space="preserve"> Ingeniería </w:t>
-      </w:r>
-      <w:proofErr w:type="spellStart"/>
-      <w:r>
-        <w:rPr>
-          <w:lang w:val="en-US"/>
-        </w:rPr>
-        <w:t>Informática</w:t>
-      </w:r>
-      <w:proofErr w:type="spellEnd"/>
+        <w:t>Grado en Ingeniería Informática</w:t>
+      </w:r>
     </w:p>
     <w:p>
       <w:pPr>
@@ -288,28 +256,12 @@
           <w:lang w:val="en-US"/>
         </w:rPr>
       </w:pPr>
-      <w:proofErr w:type="spellStart"/>
       <w:r>
         <w:rPr>
           <w:lang w:val="en-US"/>
         </w:rPr>
-        <w:t>Facultad</w:t>
-      </w:r>
-      <w:proofErr w:type="spellEnd"/>
-      <w:r>
-        <w:rPr>
-          <w:lang w:val="en-US"/>
-        </w:rPr>
-        <w:t xml:space="preserve"> de </w:t>
-      </w:r>
-      <w:proofErr w:type="spellStart"/>
-      <w:r>
-        <w:rPr>
-          <w:lang w:val="en-US"/>
-        </w:rPr>
-        <w:t>Informática</w:t>
-      </w:r>
-      <w:proofErr w:type="spellEnd"/>
+        <w:t>Facultad de Informática</w:t>
+      </w:r>
     </w:p>
     <w:p>
       <w:pPr>
@@ -394,30 +346,12 @@
       <w:pPr>
         <w:pStyle w:val="TitlePage"/>
       </w:pPr>
-      <w:proofErr w:type="spellStart"/>
-      <w:r>
-        <w:t>Trabajo</w:t>
-      </w:r>
-      <w:proofErr w:type="spellEnd"/>
-      <w:r>
-        <w:t xml:space="preserve"> de Fin de </w:t>
-      </w:r>
-      <w:r>
-        <w:t xml:space="preserve">Grado </w:t>
-      </w:r>
-      <w:proofErr w:type="spellStart"/>
-      <w:r>
-        <w:t>en</w:t>
-      </w:r>
-      <w:proofErr w:type="spellEnd"/>
-      <w:r>
-        <w:t xml:space="preserve"> Ingeniería </w:t>
-      </w:r>
-      <w:proofErr w:type="spellStart"/>
-      <w:r>
-        <w:t>Informática</w:t>
-      </w:r>
-      <w:proofErr w:type="spellEnd"/>
+      <w:r>
+        <w:t xml:space="preserve">Trabajo de Fin de </w:t>
+      </w:r>
+      <w:r>
+        <w:t>Grado en Ingeniería Informática</w:t>
+      </w:r>
     </w:p>
     <w:p>
       <w:pPr>
@@ -505,22 +439,18 @@
       <w:pPr>
         <w:pStyle w:val="TitlePage"/>
       </w:pPr>
-      <w:proofErr w:type="spellStart"/>
       <w:r>
         <w:rPr>
           <w:b/>
         </w:rPr>
         <w:t>Convocatoria</w:t>
       </w:r>
-      <w:proofErr w:type="spellEnd"/>
       <w:r>
         <w:t xml:space="preserve">: </w:t>
       </w:r>
-      <w:proofErr w:type="spellStart"/>
       <w:r>
         <w:t>Septiembre</w:t>
       </w:r>
-      <w:proofErr w:type="spellEnd"/>
       <w:r>
         <w:t xml:space="preserve"> 2026</w:t>
       </w:r>
@@ -546,30 +476,8 @@
         <w:rPr>
           <w:lang w:val="en-US"/>
         </w:rPr>
-        <w:t xml:space="preserve">Grado </w:t>
-      </w:r>
-      <w:proofErr w:type="spellStart"/>
-      <w:r>
-        <w:rPr>
-          <w:lang w:val="en-US"/>
-        </w:rPr>
-        <w:t>en</w:t>
-      </w:r>
-      <w:proofErr w:type="spellEnd"/>
-      <w:r>
-        <w:rPr>
-          <w:lang w:val="en-US"/>
-        </w:rPr>
-        <w:t xml:space="preserve"> Ingeniería </w:t>
-      </w:r>
-      <w:proofErr w:type="spellStart"/>
-      <w:r>
-        <w:rPr>
-          <w:lang w:val="en-US"/>
-        </w:rPr>
-        <w:t>Informática</w:t>
-      </w:r>
-      <w:proofErr w:type="spellEnd"/>
+        <w:t>Grado en Ingeniería Informática</w:t>
+      </w:r>
     </w:p>
     <w:p>
       <w:pPr>
@@ -578,28 +486,12 @@
           <w:lang w:val="en-US"/>
         </w:rPr>
       </w:pPr>
-      <w:proofErr w:type="spellStart"/>
       <w:r>
         <w:rPr>
           <w:lang w:val="en-US"/>
         </w:rPr>
-        <w:t>Facultad</w:t>
-      </w:r>
-      <w:proofErr w:type="spellEnd"/>
-      <w:r>
-        <w:rPr>
-          <w:lang w:val="en-US"/>
-        </w:rPr>
-        <w:t xml:space="preserve"> de </w:t>
-      </w:r>
-      <w:proofErr w:type="spellStart"/>
-      <w:r>
-        <w:rPr>
-          <w:lang w:val="en-US"/>
-        </w:rPr>
-        <w:t>Informática</w:t>
-      </w:r>
-      <w:proofErr w:type="spellEnd"/>
+        <w:t>Facultad de Informática</w:t>
+      </w:r>
     </w:p>
     <w:p>
       <w:pPr>
@@ -788,16 +680,8 @@
         <w:rPr>
           <w:lang w:eastAsia="es-ES"/>
         </w:rPr>
-        <w:t xml:space="preserve">Circom is a domain-specific language widely used for describing arithmetic circuits in </w:t>
-      </w:r>
-      <w:proofErr w:type="spellStart"/>
-      <w:r>
-        <w:rPr>
-          <w:lang w:eastAsia="es-ES"/>
-        </w:rPr>
-        <w:t>zk</w:t>
-      </w:r>
-      <w:proofErr w:type="spellEnd"/>
+        <w:t>Circom is a domain-specific language widely used for describing arithmetic circuits in zk</w:t>
+      </w:r>
       <w:r>
         <w:rPr>
           <w:lang w:eastAsia="es-ES"/>
@@ -924,15 +808,7 @@
     </w:p>
     <w:p>
       <w:r>
-        <w:t xml:space="preserve">Circom, Compiler Optimization, </w:t>
-      </w:r>
-      <w:proofErr w:type="spellStart"/>
-      <w:r>
-        <w:t>zk</w:t>
-      </w:r>
-      <w:proofErr w:type="spellEnd"/>
-      <w:r>
-        <w:t>-SNARKs, Memory Efficiency, Bounds Analysis, Rust.</w:t>
+        <w:t>Circom, Compiler Optimization, zk-SNARKs, Memory Efficiency, Bounds Analysis, Rust.</w:t>
       </w:r>
     </w:p>
     <w:p/>
@@ -2624,7 +2500,7 @@
                 <w:noProof/>
                 <w:webHidden/>
               </w:rPr>
-              <w:t>37</w:t>
+              <w:t>35</w:t>
             </w:r>
             <w:r>
               <w:rPr>
@@ -2968,34 +2844,26 @@
       <w:pPr>
         <w:pStyle w:val="Ttulo1"/>
       </w:pPr>
-      <w:bookmarkStart w:id="3" w:name="_Ref11682300"/>
-      <w:bookmarkStart w:id="4" w:name="_Ref11684759"/>
-      <w:bookmarkStart w:id="5" w:name="_Toc116636436"/>
-      <w:bookmarkStart w:id="6" w:name="_Toc238986512"/>
+      <w:bookmarkStart w:id="3" w:name="_Toc238986512"/>
+      <w:bookmarkStart w:id="4" w:name="_Ref11682300"/>
+      <w:bookmarkStart w:id="5" w:name="_Ref11684759"/>
+      <w:bookmarkStart w:id="6" w:name="_Toc116636436"/>
       <w:r>
         <w:lastRenderedPageBreak/>
         <w:t>Introduction</w:t>
       </w:r>
-      <w:bookmarkEnd w:id="6"/>
+      <w:bookmarkEnd w:id="3"/>
     </w:p>
     <w:p>
       <w:pPr>
         <w:pStyle w:val="Textoindependiente"/>
       </w:pPr>
       <w:bookmarkStart w:id="7" w:name="_Toc116636437"/>
-      <w:bookmarkEnd w:id="3"/>
       <w:bookmarkEnd w:id="4"/>
       <w:bookmarkEnd w:id="5"/>
-      <w:r>
-        <w:t xml:space="preserve">Zero-knowledge cryptography allows one party to prove that a statement is true without revealing any additional information beyond the validity of the statement itself. In this context, </w:t>
-      </w:r>
-      <w:proofErr w:type="spellStart"/>
-      <w:r>
-        <w:t>zk</w:t>
-      </w:r>
-      <w:proofErr w:type="spellEnd"/>
-      <w:r>
-        <w:t xml:space="preserve">-SNARKs are one of the most widely used constructions, since they provide short proofs that can be verified efficiently. To generate the constraint systems required by these protocols, several domain-specific languages have been developed. These languages make it easier for users to describe arithmetic circuits and other cryptographic computations in a high-level way, without having to deal directly with the low-level representation of constraints. </w:t>
+      <w:bookmarkEnd w:id="6"/>
+      <w:r>
+        <w:t>Zero-knowledge cryptography allows one party (the prover) to prove to another party (the verifier) that a statement is true without revealing any secret information beyond the validity of the statement itself. In this context, zk-SNARKs (Zero-Knowledge Succinct Non-Interactive Arguments of Knowledge) are among the most widely used cryptographic constructions, as they produce short proofs that can be verified efficiently in milliseconds. To create the constraint systems required by these protocols, several domain-specific languages (DSLs) have been developed to allow programmers to describe arithmetic circuits without managing low-level polynomial equations directly.</w:t>
       </w:r>
     </w:p>
     <w:p>
@@ -3039,74 +2907,21 @@
       <w:r>
         <w:t xml:space="preserve"> accordingly, reducing overall memory usage without affecting correctness.</w:t>
       </w:r>
+      <w:bookmarkEnd w:id="7"/>
+      <w:r>
+        <w:br w:type="page"/>
+      </w:r>
     </w:p>
     <w:p>
       <w:pPr>
         <w:pStyle w:val="Ttulo2"/>
       </w:pPr>
-      <w:bookmarkStart w:id="8" w:name="_Toc238986513"/>
+      <w:bookmarkStart w:id="8" w:name="_Toc238986514"/>
       <w:r>
         <w:lastRenderedPageBreak/>
-        <w:t>Moti</w:t>
-      </w:r>
-      <w:bookmarkEnd w:id="7"/>
-      <w:r>
-        <w:t>vations</w:t>
+        <w:t>Circom</w:t>
       </w:r>
       <w:bookmarkEnd w:id="8"/>
-    </w:p>
-    <w:p>
-      <w:pPr>
-        <w:pStyle w:val="Textoindependiente"/>
-      </w:pPr>
-      <w:r>
-        <w:t>The main motivation for my TFG is to address a real-world problem using a tool already employed in academic and industrial settings. Circom is a</w:t>
-      </w:r>
-      <w:r>
-        <w:t xml:space="preserve">n important </w:t>
-      </w:r>
-      <w:r>
-        <w:t xml:space="preserve">compiler within the zero-knowledge proofing ecosystem, so any improvement in its efficiency could have immediate practical applications. </w:t>
-      </w:r>
-      <w:r>
-        <w:t>Optimizing</w:t>
-      </w:r>
-      <w:r>
-        <w:t xml:space="preserve"> memory usage is </w:t>
-      </w:r>
-      <w:r>
-        <w:t>important because</w:t>
-      </w:r>
-      <w:r>
-        <w:t xml:space="preserve"> it directly impacts the</w:t>
-      </w:r>
-      <w:r>
-        <w:t xml:space="preserve"> generated code, which will require less memory usage and will run faster</w:t>
-      </w:r>
-      <w:r>
-        <w:t xml:space="preserve">. Furthermore, the project allows </w:t>
-      </w:r>
-      <w:r>
-        <w:t>me</w:t>
-      </w:r>
-      <w:r>
-        <w:t xml:space="preserve"> to work with two particularly appealing areas of computer science: compilers and Rust programming.</w:t>
-      </w:r>
-    </w:p>
-    <w:p>
-      <w:pPr>
-        <w:pStyle w:val="Textoindependiente"/>
-      </w:pPr>
-    </w:p>
-    <w:p>
-      <w:pPr>
-        <w:pStyle w:val="Ttulo2"/>
-      </w:pPr>
-      <w:bookmarkStart w:id="9" w:name="_Toc238986514"/>
-      <w:r>
-        <w:t>Circom</w:t>
-      </w:r>
-      <w:bookmarkEnd w:id="9"/>
     </w:p>
     <w:p>
       <w:pPr>
@@ -3143,15 +2958,7 @@
         <w:t>L</w:t>
       </w:r>
       <w:r>
-        <w:t xml:space="preserve">anguage (DSL) for describing arithmetic circuits used in </w:t>
-      </w:r>
-      <w:proofErr w:type="spellStart"/>
-      <w:r>
-        <w:t>zk</w:t>
-      </w:r>
-      <w:proofErr w:type="spellEnd"/>
-      <w:r>
-        <w:t>-SNARK systems. Circuits consist of addition and multiplication gates over a finite field. A typical Circom program defines signals, components, and templates in a C-like syntax. Circom also supports arrays of signals, loops, and user-defined templates, enabling modular circuit design. This modularity makes it easier to compose and audit large circuits: each template can be tested independently before instantiation.</w:t>
+        <w:t>anguage (DSL) for describing arithmetic circuits used in zk-SNARK systems. Circuits consist of addition and multiplication gates over a finite field. A typical Circom program defines signals, components, and templates in a C-like syntax. Circom also supports arrays of signals, loops, and user-defined templates, enabling modular circuit design. This modularity makes it easier to compose and audit large circuits: each template can be tested independently before instantiation.</w:t>
       </w:r>
     </w:p>
     <w:p>
@@ -3244,8 +3051,8 @@
       <w:pPr>
         <w:pStyle w:val="Descripcin"/>
       </w:pPr>
-      <w:bookmarkStart w:id="10" w:name="_Ref116635864"/>
-      <w:bookmarkStart w:id="11" w:name="_Toc238921838"/>
+      <w:bookmarkStart w:id="9" w:name="_Ref116635864"/>
+      <w:bookmarkStart w:id="10" w:name="_Toc238921838"/>
       <w:r>
         <w:t>Figur</w:t>
       </w:r>
@@ -3294,17 +3101,17 @@
       <w:r>
         <w:fldChar w:fldCharType="end"/>
       </w:r>
+      <w:bookmarkEnd w:id="9"/>
+      <w:r>
+        <w:t xml:space="preserve">. </w:t>
+      </w:r>
+      <w:r>
+        <w:t xml:space="preserve">Example from </w:t>
+      </w:r>
+      <w:r>
+        <w:t>Circomlib</w:t>
+      </w:r>
       <w:bookmarkEnd w:id="10"/>
-      <w:r>
-        <w:t xml:space="preserve">. </w:t>
-      </w:r>
-      <w:r>
-        <w:t xml:space="preserve">Example from </w:t>
-      </w:r>
-      <w:r>
-        <w:t>Circomlib</w:t>
-      </w:r>
-      <w:bookmarkEnd w:id="11"/>
     </w:p>
     <w:p>
       <w:pPr>
@@ -3319,7 +3126,6 @@
     </w:p>
     <w:p>
       <w:r>
-        <w:lastRenderedPageBreak/>
         <w:t xml:space="preserve">“&lt;==” is used to </w:t>
       </w:r>
       <w:r>
@@ -3386,31 +3192,7 @@
         <w:t>T</w:t>
       </w:r>
       <w:r>
-        <w:t>ree (AST), performs semantic analysis, and then synthesizes constraints. Every arithmetic operation in the circuit (such as “out &lt;== x * y”) is translated into one or more rank-1 constraints of the form (</w:t>
-      </w:r>
-      <w:proofErr w:type="spellStart"/>
-      <w:r>
-        <w:t>linear_combination_A</w:t>
-      </w:r>
-      <w:proofErr w:type="spellEnd"/>
-      <w:r>
-        <w:t>) * (</w:t>
-      </w:r>
-      <w:proofErr w:type="spellStart"/>
-      <w:r>
-        <w:t>linear_combination_B</w:t>
-      </w:r>
-      <w:proofErr w:type="spellEnd"/>
-      <w:r>
-        <w:t>) = (</w:t>
-      </w:r>
-      <w:proofErr w:type="spellStart"/>
-      <w:r>
-        <w:t>linear_combination_C</w:t>
-      </w:r>
-      <w:proofErr w:type="spellEnd"/>
-      <w:r>
-        <w:t xml:space="preserve">). </w:t>
+        <w:t xml:space="preserve">ree (AST), performs semantic analysis, and then synthesizes constraints. Every arithmetic operation in the circuit (such as “out &lt;== x * y”) is translated into one or more rank-1 constraints of the form (linear_combination_A) * (linear_combination_B) = (linear_combination_C). </w:t>
       </w:r>
     </w:p>
     <w:p>
@@ -3430,6 +3212,7 @@
         </w:numPr>
       </w:pPr>
       <w:r>
+        <w:lastRenderedPageBreak/>
         <w:t xml:space="preserve">An .r1cs file, which contains the full rank-1 constraint system that encodes the circuit. </w:t>
       </w:r>
     </w:p>
@@ -3482,6 +3265,7 @@
     <w:p>
       <w:pPr>
         <w:pStyle w:val="Textoindependiente"/>
+        <w:ind w:firstLine="0"/>
       </w:pPr>
     </w:p>
     <w:p>
@@ -3493,12 +3277,148 @@
       <w:pPr>
         <w:pStyle w:val="Ttulo2"/>
       </w:pPr>
-      <w:bookmarkStart w:id="12" w:name="_Toc238986515"/>
-      <w:r>
+      <w:r>
+        <w:t>Witness generation process</w:t>
+      </w:r>
+    </w:p>
+    <w:p>
+      <w:pPr>
+        <w:pStyle w:val="Textoindependiente"/>
+      </w:pPr>
+      <w:r>
+        <w:t xml:space="preserve">Before a zero-knowledge proof can be generated, the prover must compute the witness. The witness is a vector containing all input, intermediate, and output signal values that satisfy the R1CS constraints for a given execution.   </w:t>
+      </w:r>
+    </w:p>
+    <w:p>
+      <w:pPr>
+        <w:pStyle w:val="Textoindependiente"/>
+      </w:pPr>
+      <w:r>
+        <w:t xml:space="preserve">The witness generation workflow follows these steps:   </w:t>
+      </w:r>
+    </w:p>
+    <w:p>
+      <w:pPr>
+        <w:pStyle w:val="Textoindependiente"/>
+        <w:numPr>
+          <w:ilvl w:val="0"/>
+          <w:numId w:val="40"/>
+        </w:numPr>
+      </w:pPr>
+      <w:r>
+        <w:rPr>
+          <w:b/>
+          <w:bCs/>
+        </w:rPr>
+        <w:t>Input Provision:</w:t>
+      </w:r>
+      <w:r>
+        <w:t xml:space="preserve"> The user supplies a set of concrete input values</w:t>
+      </w:r>
+      <w:r>
+        <w:t xml:space="preserve"> </w:t>
+      </w:r>
+      <w:r>
+        <w:t xml:space="preserve">to the generated witness calculator.   </w:t>
+      </w:r>
+    </w:p>
+    <w:p>
+      <w:pPr>
+        <w:pStyle w:val="Textoindependiente"/>
+        <w:numPr>
+          <w:ilvl w:val="0"/>
+          <w:numId w:val="40"/>
+        </w:numPr>
+      </w:pPr>
+      <w:r>
+        <w:rPr>
+          <w:b/>
+          <w:bCs/>
+        </w:rPr>
+        <w:t>Sequential Evaluation:</w:t>
+      </w:r>
+      <w:r>
+        <w:t xml:space="preserve"> The witness calculator</w:t>
+      </w:r>
+      <w:r>
+        <w:t xml:space="preserve"> </w:t>
+      </w:r>
+      <w:r>
+        <w:t xml:space="preserve">executes the circuit's procedural logic, evaluating all assignment operators (&lt;== and &lt;--) in sequential topological order to derive all intermediate and output signal values.   </w:t>
+      </w:r>
+    </w:p>
+    <w:p>
+      <w:pPr>
+        <w:pStyle w:val="Textoindependiente"/>
+        <w:numPr>
+          <w:ilvl w:val="0"/>
+          <w:numId w:val="40"/>
+        </w:numPr>
+      </w:pPr>
+      <w:r>
+        <w:rPr>
+          <w:b/>
+          <w:bCs/>
+        </w:rPr>
         <w:lastRenderedPageBreak/>
+        <w:t>Witness Export:</w:t>
+      </w:r>
+      <w:r>
+        <w:t xml:space="preserve"> The calculator outputs a binary witness file containing the full vector of evaluated signals.   </w:t>
+      </w:r>
+    </w:p>
+    <w:p>
+      <w:pPr>
+        <w:pStyle w:val="Textoindependiente"/>
+        <w:numPr>
+          <w:ilvl w:val="0"/>
+          <w:numId w:val="40"/>
+        </w:numPr>
+      </w:pPr>
+      <w:r>
+        <w:rPr>
+          <w:b/>
+          <w:bCs/>
+        </w:rPr>
+        <w:t>Proof Synthesis:</w:t>
+      </w:r>
+      <w:r>
+        <w:t xml:space="preserve"> Tools such as SnarkJS ingest the </w:t>
+      </w:r>
+      <w:r>
+        <w:t>witness</w:t>
+      </w:r>
+      <w:r>
+        <w:t xml:space="preserve"> file together with the .r1cs constraint matrix and cryptographic proving keys to generate the final zero-knowledge proof.   </w:t>
+      </w:r>
+    </w:p>
+    <w:p>
+      <w:pPr>
+        <w:pStyle w:val="Textoindependiente"/>
+      </w:pPr>
+      <w:r>
+        <w:t>Because witness generation must evaluate every signal assignment in the circuit, its memory consumption and execution time depend directly on how signals are represented in the generated C++ or WebAssembly code.</w:t>
+      </w:r>
+    </w:p>
+    <w:p>
+      <w:pPr>
+        <w:pStyle w:val="Textoindependiente"/>
+      </w:pPr>
+    </w:p>
+    <w:p>
+      <w:pPr>
+        <w:pStyle w:val="Textoindependiente"/>
+      </w:pPr>
+    </w:p>
+    <w:p>
+      <w:pPr>
+        <w:pStyle w:val="Ttulo2"/>
+      </w:pPr>
+      <w:bookmarkStart w:id="11" w:name="_Toc238986515"/>
+      <w:r>
         <w:t>Rust</w:t>
       </w:r>
-      <w:bookmarkEnd w:id="12"/>
+      <w:bookmarkEnd w:id="11"/>
     </w:p>
     <w:p>
       <w:pPr>
@@ -3579,31 +3499,12 @@
         <w:t>’</w:t>
       </w:r>
       <w:r>
-        <w:t xml:space="preserve">s rich type system aids in writing compiler code. For example, signals, components, and constraints can be modeled with Rust </w:t>
-      </w:r>
-      <w:proofErr w:type="spellStart"/>
-      <w:r>
-        <w:t>enums</w:t>
-      </w:r>
-      <w:proofErr w:type="spellEnd"/>
-      <w:r>
-        <w:t xml:space="preserve"> and checked exhaustively by the compiler. This reduces bugs in handling complex cases.</w:t>
-      </w:r>
-    </w:p>
-    <w:p>
-      <w:pPr>
-        <w:pStyle w:val="Textoindependiente"/>
-      </w:pPr>
-    </w:p>
-    <w:p>
-      <w:pPr>
-        <w:pStyle w:val="Textoindependiente"/>
-      </w:pPr>
-    </w:p>
-    <w:p>
-      <w:pPr>
-        <w:pStyle w:val="Textoindependiente"/>
-      </w:pPr>
+        <w:t xml:space="preserve">s rich type system aids in writing compiler code. For example, signals, components, and constraints can be modeled with </w:t>
+      </w:r>
+      <w:r>
+        <w:lastRenderedPageBreak/>
+        <w:t>Rust enums and checked exhaustively by the compiler. This reduces bugs in handling complex cases.</w:t>
+      </w:r>
     </w:p>
     <w:p>
       <w:pPr>
@@ -3619,17 +3520,219 @@
       <w:pPr>
         <w:pStyle w:val="Ttulo2"/>
       </w:pPr>
-      <w:bookmarkStart w:id="13" w:name="_Toc116636438"/>
-      <w:bookmarkStart w:id="14" w:name="_Toc238986516"/>
+      <w:r>
+        <w:t>Related Work: Static Range Analysis</w:t>
+      </w:r>
+    </w:p>
+    <w:p>
+      <w:pPr>
+        <w:pStyle w:val="Textoindependiente"/>
+      </w:pPr>
+      <w:r>
+        <w:t xml:space="preserve">Analyzing variable value ranges at compile time is a </w:t>
+      </w:r>
+      <w:r>
+        <w:t>well</w:t>
+      </w:r>
+      <w:r>
+        <w:t>-</w:t>
+      </w:r>
+      <w:r>
+        <w:t>established</w:t>
+      </w:r>
+      <w:r>
+        <w:t xml:space="preserve"> concept in compiler construction. In computing, value range analysis acts as a specific type of data flow analysis. Its function is to statically track the interval, or range, of numeric values that a variable can take on at each point of a program's execution.</w:t>
+      </w:r>
+    </w:p>
+    <w:p>
+      <w:pPr>
+        <w:pStyle w:val="Textoindependiente"/>
+      </w:pPr>
+      <w:r>
+        <w:t>Historically, foundations for this methodology were established in research such as Jason R. C. Patterson's 1995 paper on Value Range Propagation</w:t>
+      </w:r>
+      <w:r>
+        <w:t xml:space="preserve">. </w:t>
+      </w:r>
+      <w:r>
+        <w:t>In his work, Patterson introduced methodologies to propagate value ranges across dataflow graphs to achieve accurate static branch prediction. By computing arithmetic bounds across program branches statically, Value Range Propagation allows compilers to infer program behavior without requiring runtime execution.</w:t>
+      </w:r>
+    </w:p>
+    <w:p>
+      <w:pPr>
+        <w:pStyle w:val="Textoindependiente"/>
+      </w:pPr>
+      <w:r>
+        <w:t>Today, value range analysis remains a fundamental optimization tool in compiler design:</w:t>
+      </w:r>
+    </w:p>
+    <w:p>
+      <w:pPr>
+        <w:pStyle w:val="Textoindependiente"/>
+        <w:numPr>
+          <w:ilvl w:val="0"/>
+          <w:numId w:val="42"/>
+        </w:numPr>
+      </w:pPr>
+      <w:r>
+        <w:rPr>
+          <w:b/>
+          <w:bCs/>
+        </w:rPr>
+        <w:t>Symbolic Analysis:</w:t>
+      </w:r>
+      <w:r>
+        <w:t xml:space="preserve"> The techniques used to deduce these value intervals typically rely extensively on symbolic analysis.</w:t>
+      </w:r>
+    </w:p>
+    <w:p>
+      <w:pPr>
+        <w:pStyle w:val="Textoindependiente"/>
+        <w:numPr>
+          <w:ilvl w:val="0"/>
+          <w:numId w:val="42"/>
+        </w:numPr>
+      </w:pPr>
+      <w:r>
+        <w:rPr>
+          <w:b/>
+          <w:bCs/>
+        </w:rPr>
+        <w:t>Industry Standardization:</w:t>
+      </w:r>
+      <w:r>
+        <w:t xml:space="preserve"> This form of analysis is highly practical and is implemented by default in major production compilers</w:t>
+      </w:r>
+      <w:r>
+        <w:t>.</w:t>
+      </w:r>
+    </w:p>
+    <w:p>
+      <w:pPr>
+        <w:pStyle w:val="Textoindependiente"/>
+        <w:numPr>
+          <w:ilvl w:val="0"/>
+          <w:numId w:val="42"/>
+        </w:numPr>
+      </w:pPr>
+      <w:r>
+        <w:rPr>
+          <w:b/>
+          <w:bCs/>
+        </w:rPr>
+        <w:t>Optimization Impact:</w:t>
+      </w:r>
+      <w:r>
+        <w:t xml:space="preserve"> By knowing the range limits of variables, compilers are </w:t>
+      </w:r>
+      <w:r>
+        <w:t>given</w:t>
+      </w:r>
+      <w:r>
+        <w:t xml:space="preserve"> more information to optimize away unnecessary checks or unreachable branches, assuming certain edge cases will never happen in a conforming program.</w:t>
+      </w:r>
+    </w:p>
+    <w:p>
+      <w:pPr>
+        <w:pStyle w:val="Textoindependiente"/>
+      </w:pPr>
+      <w:r>
+        <w:t xml:space="preserve">While classical value range propagation techniques were originally designed for general-purpose programming languages operating on standard machine integers, the underlying principles share a direct parallel with the optimization of domain-specific zero-knowledge compilers like Circom. Adapting this established data flow analysis to finite </w:t>
+      </w:r>
       <w:r>
         <w:lastRenderedPageBreak/>
+        <w:t>field operations allows the compiler to infer static bounds for modular arithmetic. This directly supports our goal of identifying signals that never exceed small boundaries (such as booleans), allowing the compiler to confidently reduce their memory footprint.</w:t>
+      </w:r>
+    </w:p>
+    <w:p>
+      <w:pPr>
+        <w:pStyle w:val="Textoindependiente"/>
+      </w:pPr>
+    </w:p>
+    <w:p>
+      <w:pPr>
+        <w:pStyle w:val="Ttulo2"/>
+      </w:pPr>
+      <w:r>
+        <w:t>Motivation</w:t>
+      </w:r>
+      <w:r>
+        <w:t xml:space="preserve"> and practical usages</w:t>
+      </w:r>
+    </w:p>
+    <w:p>
+      <w:pPr>
+        <w:pStyle w:val="Textoindependiente"/>
+      </w:pPr>
+      <w:r>
+        <w:t>The main motivation of this project is to solve real-world efficiency challenges in zero-knowledge circuit development. By default, treating every signal in Circom as a full 256-bit field element introduces substantial memory and computational overhead in the generated C++ and WebAssembly code, even for signals that only store boolean values  or small counter loop variables.</w:t>
+      </w:r>
+    </w:p>
+    <w:p>
+      <w:pPr>
+        <w:pStyle w:val="Textoindependiente"/>
+      </w:pPr>
+      <w:r>
+        <w:t>Optimizing signal bounds in the Circom compiler offers significant practical benefits:</w:t>
+      </w:r>
+    </w:p>
+    <w:p>
+      <w:pPr>
+        <w:pStyle w:val="Textoindependiente"/>
+        <w:numPr>
+          <w:ilvl w:val="0"/>
+          <w:numId w:val="41"/>
+        </w:numPr>
+      </w:pPr>
+      <w:r>
+        <w:rPr>
+          <w:b/>
+          <w:bCs/>
+        </w:rPr>
+        <w:t>Witness Generation Efficiency:</w:t>
+      </w:r>
+      <w:r>
+        <w:t xml:space="preserve"> Downsizing 32-byte field elements to 1-byte booleans or 4-byte integers directly reduces the memory footprint of generated witness calculators. This speeds up witness evaluation time, enabling large circuits to run on resource-constrained devices like Web browsers or mobile phones.</w:t>
+      </w:r>
+    </w:p>
+    <w:p>
+      <w:pPr>
+        <w:pStyle w:val="Textoindependiente"/>
+        <w:numPr>
+          <w:ilvl w:val="0"/>
+          <w:numId w:val="41"/>
+        </w:numPr>
+      </w:pPr>
+      <w:r>
+        <w:rPr>
+          <w:b/>
+          <w:bCs/>
+        </w:rPr>
+        <w:t>Support for Circuit Verification Tools (e.g., CIVER):</w:t>
+      </w:r>
+      <w:r>
+        <w:t xml:space="preserve"> Formal verification tools such as CIVER analyze Circom circuits to verify properties like weak safety (determinism), absence of unintended underflows/overflows, and tag specifications. Automated static bound analysis provides verified range guarantees that CIVER and other formal tools can reuse directly, reducing solver time and eliminating the need for manual range annotations.</w:t>
+      </w:r>
+    </w:p>
+    <w:p>
+      <w:pPr>
+        <w:pStyle w:val="Textoindependiente"/>
+      </w:pPr>
+    </w:p>
+    <w:p>
+      <w:pPr>
+        <w:pStyle w:val="Ttulo2"/>
+      </w:pPr>
+      <w:bookmarkStart w:id="12" w:name="_Toc116636438"/>
+      <w:bookmarkStart w:id="13" w:name="_Toc238986516"/>
+      <w:r>
         <w:t>Obj</w:t>
       </w:r>
+      <w:bookmarkEnd w:id="12"/>
+      <w:r>
+        <w:t>ectives</w:t>
+      </w:r>
       <w:bookmarkEnd w:id="13"/>
-      <w:r>
-        <w:t>ectives</w:t>
-      </w:r>
-      <w:bookmarkEnd w:id="14"/>
     </w:p>
     <w:p>
       <w:pPr>
@@ -3663,7 +3766,11 @@
         <w:t>​​</w:t>
       </w:r>
       <w:r>
-        <w:t xml:space="preserve">that signals and variables can take. Based on this analysis, an attempt will be made to replace generic and oversized representations with others better suited to the actual needs of each case. The aim is to reduce the </w:t>
+        <w:t xml:space="preserve">that signals and variables can take. </w:t>
+      </w:r>
+      <w:r>
+        <w:lastRenderedPageBreak/>
+        <w:t xml:space="preserve">Based on this analysis, an attempt will be made to replace generic and oversized representations with others better suited to the actual needs of each case. The aim is to reduce the </w:t>
       </w:r>
       <w:r>
         <w:t xml:space="preserve">memory sizes in the generated code </w:t>
@@ -3686,73 +3793,141 @@
       <w:pPr>
         <w:pStyle w:val="Ttulo2"/>
       </w:pPr>
-      <w:bookmarkStart w:id="15" w:name="_Toc238986517"/>
+      <w:bookmarkStart w:id="14" w:name="_Toc238986517"/>
       <w:r>
         <w:t>Work Plan</w:t>
       </w:r>
-      <w:bookmarkEnd w:id="15"/>
-    </w:p>
-    <w:p>
-      <w:pPr>
-        <w:pStyle w:val="Textoindependiente"/>
-      </w:pPr>
-      <w:r>
-        <w:t xml:space="preserve">The work is carried out in several phases. </w:t>
-      </w:r>
-    </w:p>
-    <w:p>
-      <w:pPr>
-        <w:pStyle w:val="Textoindependiente"/>
-      </w:pPr>
-      <w:r>
-        <w:t xml:space="preserve">First, it is necessary to become familiar with Rust and the fundamentals of the Circom compiler, as well as how circuits and constraints are represented. </w:t>
-      </w:r>
-    </w:p>
-    <w:p>
-      <w:pPr>
-        <w:pStyle w:val="Textoindependiente"/>
-      </w:pPr>
-      <w:r>
-        <w:t xml:space="preserve">The next stage involves analyzing the source code to identify areas where memory usage could be optimized. </w:t>
-      </w:r>
-    </w:p>
-    <w:p>
-      <w:pPr>
-        <w:pStyle w:val="Textoindependiente"/>
-      </w:pPr>
-      <w:r>
-        <w:t>Finally, the necessary modifications are implemented, and their impact on the compiler's behavior is evaluated.</w:t>
-      </w:r>
-    </w:p>
-    <w:p>
-      <w:pPr>
-        <w:pStyle w:val="Textoindependiente"/>
-      </w:pPr>
-    </w:p>
-    <w:p>
-      <w:pPr>
-        <w:pStyle w:val="Textoindependiente"/>
-      </w:pPr>
-    </w:p>
-    <w:p>
-      <w:pPr>
-        <w:pStyle w:val="Textoindependiente"/>
-      </w:pPr>
-    </w:p>
-    <w:p>
-      <w:pPr>
-        <w:pStyle w:val="Textoindependiente"/>
-      </w:pPr>
-    </w:p>
-    <w:p>
-      <w:pPr>
-        <w:pStyle w:val="Textoindependiente"/>
-      </w:pPr>
-    </w:p>
-    <w:p>
-      <w:pPr>
-        <w:pStyle w:val="Textoindependiente"/>
-      </w:pPr>
+      <w:bookmarkEnd w:id="14"/>
+    </w:p>
+    <w:p>
+      <w:pPr>
+        <w:pStyle w:val="Textoindependiente"/>
+      </w:pPr>
+      <w:r>
+        <w:t>The project is structured into four phases:</w:t>
+      </w:r>
+    </w:p>
+    <w:p>
+      <w:pPr>
+        <w:pStyle w:val="Textoindependiente"/>
+      </w:pPr>
+      <w:r>
+        <w:rPr>
+          <w:b/>
+          <w:bCs/>
+        </w:rPr>
+        <w:t xml:space="preserve">Background </w:t>
+      </w:r>
+      <w:r>
+        <w:rPr>
+          <w:b/>
+          <w:bCs/>
+        </w:rPr>
+        <w:t>and</w:t>
+      </w:r>
+      <w:r>
+        <w:rPr>
+          <w:b/>
+          <w:bCs/>
+        </w:rPr>
+        <w:t xml:space="preserve"> Compiler Study:</w:t>
+      </w:r>
+      <w:r>
+        <w:t xml:space="preserve"> Reviewing Rust programming paradigms, Circom language specifications, AST structures, and R1CS constraint representations.</w:t>
+      </w:r>
+    </w:p>
+    <w:p>
+      <w:pPr>
+        <w:pStyle w:val="Textoindependiente"/>
+      </w:pPr>
+      <w:r>
+        <w:rPr>
+          <w:b/>
+          <w:bCs/>
+        </w:rPr>
+        <w:t>Analysi</w:t>
+      </w:r>
+      <w:r>
+        <w:rPr>
+          <w:b/>
+          <w:bCs/>
+        </w:rPr>
+        <w:t>s</w:t>
+      </w:r>
+      <w:r>
+        <w:rPr>
+          <w:b/>
+          <w:bCs/>
+        </w:rPr>
+        <w:t>:</w:t>
+      </w:r>
+      <w:r>
+        <w:t xml:space="preserve"> </w:t>
+      </w:r>
+      <w:r>
+        <w:t>Analyzing bound</w:t>
+      </w:r>
+      <w:r>
+        <w:t xml:space="preserve"> rules for infix, prefix, conditional, loop, and template inheritance bounds calculations.</w:t>
+      </w:r>
+    </w:p>
+    <w:p>
+      <w:pPr>
+        <w:pStyle w:val="Textoindependiente"/>
+      </w:pPr>
+      <w:r>
+        <w:rPr>
+          <w:b/>
+          <w:bCs/>
+        </w:rPr>
+        <w:t>Implementation:</w:t>
+      </w:r>
+      <w:r>
+        <w:t xml:space="preserve"> Coding the bounds analyzer and context-tracking data structures inside the Rust compiler source.</w:t>
+      </w:r>
+    </w:p>
+    <w:p>
+      <w:pPr>
+        <w:pStyle w:val="Textoindependiente"/>
+      </w:pPr>
+      <w:r>
+        <w:rPr>
+          <w:b/>
+          <w:bCs/>
+        </w:rPr>
+        <w:t xml:space="preserve">Testing </w:t>
+      </w:r>
+      <w:r>
+        <w:rPr>
+          <w:b/>
+          <w:bCs/>
+        </w:rPr>
+        <w:t>and</w:t>
+      </w:r>
+      <w:r>
+        <w:rPr>
+          <w:b/>
+          <w:bCs/>
+        </w:rPr>
+        <w:t xml:space="preserve"> </w:t>
+      </w:r>
+      <w:r>
+        <w:rPr>
+          <w:b/>
+          <w:bCs/>
+        </w:rPr>
+        <w:t>e</w:t>
+      </w:r>
+      <w:r>
+        <w:rPr>
+          <w:b/>
+          <w:bCs/>
+        </w:rPr>
+        <w:t>valuation:</w:t>
+      </w:r>
+      <w:r>
+        <w:t xml:space="preserve"> Running benchmarks against the Circomlib library, collecting memory consumption metrics, and analyzing performance gains across test circuits.</w:t>
+      </w:r>
     </w:p>
     <w:p>
       <w:pPr>
@@ -3766,12 +3941,12 @@
       <w:pPr>
         <w:pStyle w:val="Ttulo1"/>
       </w:pPr>
-      <w:bookmarkStart w:id="16" w:name="_Toc238986518"/>
+      <w:bookmarkStart w:id="15" w:name="_Toc238986518"/>
       <w:r>
         <w:lastRenderedPageBreak/>
         <w:t>The problem to solve</w:t>
       </w:r>
-      <w:bookmarkEnd w:id="16"/>
+      <w:bookmarkEnd w:id="15"/>
     </w:p>
     <w:p>
       <w:pPr>
@@ -3852,8 +4027,8 @@
       <w:pPr>
         <w:pStyle w:val="Descripcin"/>
       </w:pPr>
-      <w:bookmarkStart w:id="17" w:name="_Ref116637266"/>
-      <w:bookmarkStart w:id="18" w:name="_Toc238921839"/>
+      <w:bookmarkStart w:id="16" w:name="_Ref116637266"/>
+      <w:bookmarkStart w:id="17" w:name="_Toc238921839"/>
       <w:r>
         <w:t>Figur</w:t>
       </w:r>
@@ -3902,11 +4077,11 @@
       <w:r>
         <w:fldChar w:fldCharType="end"/>
       </w:r>
+      <w:bookmarkEnd w:id="16"/>
+      <w:r>
+        <w:t>. IsZero template From Circomlib</w:t>
+      </w:r>
       <w:bookmarkEnd w:id="17"/>
-      <w:r>
-        <w:t>. IsZero template From Circomlib</w:t>
-      </w:r>
-      <w:bookmarkEnd w:id="18"/>
     </w:p>
     <w:p/>
     <w:p/>
@@ -3947,12 +4122,12 @@
       <w:pPr>
         <w:pStyle w:val="Ttulo1"/>
       </w:pPr>
-      <w:bookmarkStart w:id="19" w:name="_Toc238986519"/>
+      <w:bookmarkStart w:id="18" w:name="_Toc238986519"/>
       <w:r>
         <w:lastRenderedPageBreak/>
         <w:t>Analysis</w:t>
       </w:r>
-      <w:bookmarkEnd w:id="19"/>
+      <w:bookmarkEnd w:id="18"/>
       <w:r>
         <w:t xml:space="preserve"> </w:t>
       </w:r>
@@ -3995,13 +4170,13 @@
           <w:numId w:val="0"/>
         </w:numPr>
       </w:pPr>
-      <w:bookmarkStart w:id="20" w:name="_Toc116636442"/>
-      <w:bookmarkStart w:id="21" w:name="_Toc238986520"/>
+      <w:bookmarkStart w:id="19" w:name="_Toc116636442"/>
+      <w:bookmarkStart w:id="20" w:name="_Toc238986520"/>
       <w:r>
         <w:t>3.1 Compute bounds</w:t>
       </w:r>
+      <w:bookmarkEnd w:id="19"/>
       <w:bookmarkEnd w:id="20"/>
-      <w:bookmarkEnd w:id="21"/>
     </w:p>
     <w:p>
       <w:r>
@@ -4055,12 +4230,12 @@
       <w:pPr>
         <w:pStyle w:val="Ttulo3"/>
       </w:pPr>
-      <w:bookmarkStart w:id="22" w:name="_Toc238986521"/>
+      <w:bookmarkStart w:id="21" w:name="_Toc238986521"/>
       <w:r>
         <w:lastRenderedPageBreak/>
         <w:t>Infix operations</w:t>
       </w:r>
-      <w:bookmarkEnd w:id="22"/>
+      <w:bookmarkEnd w:id="21"/>
     </w:p>
     <w:p>
       <w:pPr>
@@ -4094,15 +4269,7 @@
         <w:pStyle w:val="Textoindependiente"/>
       </w:pPr>
       <w:r>
-        <w:t xml:space="preserve">For the Add operation you just </w:t>
-      </w:r>
-      <w:proofErr w:type="gramStart"/>
-      <w:r>
-        <w:t>have to</w:t>
-      </w:r>
-      <w:proofErr w:type="gramEnd"/>
-      <w:r>
-        <w:t xml:space="preserve"> add the bounds, min with min and max with max, and you will have the bounds of the whole expression.</w:t>
+        <w:t>For the Add operation you just have to add the bounds, min with min and max with max, and you will have the bounds of the whole expression.</w:t>
       </w:r>
     </w:p>
     <w:p>
@@ -4118,15 +4285,7 @@
         <w:pStyle w:val="Textoindependiente"/>
       </w:pPr>
       <w:r>
-        <w:t xml:space="preserve">And finally, the Mul operations works as the Add operation with </w:t>
-      </w:r>
-      <w:proofErr w:type="spellStart"/>
-      <w:r>
-        <w:t>th</w:t>
-      </w:r>
-      <w:proofErr w:type="spellEnd"/>
-      <w:r>
-        <w:t xml:space="preserve"> twist that now you multiply instead of summing.</w:t>
+        <w:t>And finally, the Mul operations works as the Add operation with th twist that now you multiply instead of summing.</w:t>
       </w:r>
     </w:p>
     <w:p>
@@ -4346,15 +4505,7 @@
         <w:pStyle w:val="Textoindependiente"/>
       </w:pPr>
       <w:r>
-        <w:t xml:space="preserve">There are two </w:t>
-      </w:r>
-      <w:proofErr w:type="gramStart"/>
-      <w:r>
-        <w:t>kinds of divisions</w:t>
-      </w:r>
-      <w:proofErr w:type="gramEnd"/>
-      <w:r>
-        <w:t xml:space="preserve"> in Circom, the </w:t>
+        <w:t xml:space="preserve">There are two kinds of divisions in Circom, the </w:t>
       </w:r>
       <w:r>
         <w:t>Division</w:t>
@@ -5036,12 +5187,12 @@
       <w:pPr>
         <w:pStyle w:val="Ttulo3"/>
       </w:pPr>
-      <w:bookmarkStart w:id="23" w:name="_Toc238986522"/>
+      <w:bookmarkStart w:id="22" w:name="_Toc238986522"/>
       <w:r>
         <w:lastRenderedPageBreak/>
         <w:t>Prefix operations</w:t>
       </w:r>
-      <w:bookmarkEnd w:id="23"/>
+      <w:bookmarkEnd w:id="22"/>
     </w:p>
     <w:p>
       <w:pPr>
@@ -5207,11 +5358,98 @@
       <w:pPr>
         <w:pStyle w:val="Ttulo3"/>
       </w:pPr>
-      <w:bookmarkStart w:id="24" w:name="_Toc238986523"/>
+      <w:bookmarkStart w:id="23" w:name="_Toc238986523"/>
       <w:r>
         <w:lastRenderedPageBreak/>
         <w:t>Switch operations</w:t>
       </w:r>
+      <w:bookmarkEnd w:id="23"/>
+    </w:p>
+    <w:p>
+      <w:pPr>
+        <w:pStyle w:val="Textoindependiente"/>
+      </w:pPr>
+      <w:r>
+        <w:t xml:space="preserve">The switch operation works as an if else operation, so we will have two expressions and the context. To calculate the bounds of the switch operation, we will first calculate the bounds of both expressions, and then, we will keep the minimum value of both </w:t>
+      </w:r>
+      <w:r>
+        <w:t>expressions</w:t>
+      </w:r>
+      <w:r>
+        <w:t xml:space="preserve">’ </w:t>
+      </w:r>
+      <w:r>
+        <w:t>minimums</w:t>
+      </w:r>
+      <w:r>
+        <w:t>, and the maximum value between both expressions</w:t>
+      </w:r>
+      <w:r>
+        <w:t>’</w:t>
+      </w:r>
+      <w:r>
+        <w:t xml:space="preserve"> </w:t>
+      </w:r>
+      <w:r>
+        <w:t>maximus.</w:t>
+      </w:r>
+    </w:p>
+    <w:p>
+      <w:pPr>
+        <w:pStyle w:val="Textoindependiente"/>
+      </w:pPr>
+      <w:r>
+        <w:t>If Bounds(e1) = (min1, max1) and Bounds(e</w:t>
+      </w:r>
+      <w:r>
+        <w:t>2) =</w:t>
+      </w:r>
+      <w:r>
+        <w:t xml:space="preserve"> (min2, max2) then</w:t>
+      </w:r>
+    </w:p>
+    <w:p>
+      <w:pPr>
+        <w:pStyle w:val="Textoindependiente"/>
+      </w:pPr>
+      <w:r>
+        <w:t>Bounds (Switch: e</w:t>
+      </w:r>
+      <w:r>
+        <w:t>1, e2) = {</w:t>
+      </w:r>
+      <w:r>
+        <w:t>min (</w:t>
+      </w:r>
+      <w:r>
+        <w:t>min</w:t>
+      </w:r>
+      <w:r>
+        <w:t>1, min</w:t>
+      </w:r>
+      <w:r>
+        <w:t>2</w:t>
+      </w:r>
+      <w:r>
+        <w:t>), max (</w:t>
+      </w:r>
+      <w:r>
+        <w:t>max1.max2)}</w:t>
+      </w:r>
+    </w:p>
+    <w:p>
+      <w:pPr>
+        <w:pStyle w:val="Textoindependiente"/>
+      </w:pPr>
+    </w:p>
+    <w:p>
+      <w:pPr>
+        <w:pStyle w:val="Ttulo3"/>
+      </w:pPr>
+      <w:bookmarkStart w:id="24" w:name="_Toc238986524"/>
+      <w:r>
+        <w:t>Variables</w:t>
+      </w:r>
       <w:bookmarkEnd w:id="24"/>
     </w:p>
     <w:p>
@@ -5219,71 +5457,22 @@
         <w:pStyle w:val="Textoindependiente"/>
       </w:pPr>
       <w:r>
-        <w:t xml:space="preserve">The switch operation works as an if else operation, so we will have two expressions and the context. To calculate the bounds of the switch operation, we will first calculate the bounds of both expressions, and then, we will keep the minimum value of both </w:t>
-      </w:r>
-      <w:r>
-        <w:t>expressions</w:t>
-      </w:r>
-      <w:r>
-        <w:t xml:space="preserve">’ </w:t>
-      </w:r>
-      <w:r>
-        <w:t>minimums</w:t>
-      </w:r>
-      <w:r>
-        <w:t>, and the maximum value between both expressions</w:t>
-      </w:r>
-      <w:r>
-        <w:t>’</w:t>
-      </w:r>
-      <w:r>
-        <w:t xml:space="preserve"> </w:t>
-      </w:r>
-      <w:r>
-        <w:t>maximus.</w:t>
-      </w:r>
-    </w:p>
-    <w:p>
-      <w:pPr>
-        <w:pStyle w:val="Textoindependiente"/>
-      </w:pPr>
-      <w:r>
-        <w:t>If Bounds(e1) = (min1, max1) and Bounds(e</w:t>
-      </w:r>
-      <w:r>
-        <w:t>2) =</w:t>
-      </w:r>
-      <w:r>
-        <w:t xml:space="preserve"> (min2, max2) then</w:t>
-      </w:r>
-    </w:p>
-    <w:p>
-      <w:pPr>
-        <w:pStyle w:val="Textoindependiente"/>
-      </w:pPr>
-      <w:r>
-        <w:t>Bounds (Switch: e</w:t>
-      </w:r>
-      <w:r>
-        <w:t>1, e2) = {</w:t>
-      </w:r>
-      <w:r>
-        <w:t>min (</w:t>
-      </w:r>
-      <w:r>
-        <w:t>min</w:t>
-      </w:r>
-      <w:r>
-        <w:t>1, min</w:t>
-      </w:r>
-      <w:r>
-        <w:t>2</w:t>
-      </w:r>
-      <w:r>
-        <w:t>), max (</w:t>
-      </w:r>
-      <w:r>
-        <w:t>max1.max2)}</w:t>
+        <w:t>With</w:t>
+      </w:r>
+      <w:r>
+        <w:t xml:space="preserve"> the variables, we will receive an String and the context, and to obtain the bounds of the variables, we will just have to </w:t>
+      </w:r>
+      <w:r>
+        <w:t>reach</w:t>
+      </w:r>
+      <w:r>
+        <w:t xml:space="preserve"> in the context if the </w:t>
+      </w:r>
+      <w:r>
+        <w:t>variable</w:t>
+      </w:r>
+      <w:r>
+        <w:t xml:space="preserve"> already exists, and clone its bounds, or if it doesn’t exist on the contest, we just have to create its bounds which will be [0, prime).</w:t>
       </w:r>
     </w:p>
     <w:p>
@@ -5295,9 +5484,9 @@
       <w:pPr>
         <w:pStyle w:val="Ttulo3"/>
       </w:pPr>
-      <w:bookmarkStart w:id="25" w:name="_Toc238986524"/>
-      <w:r>
-        <w:t>Variables</w:t>
+      <w:bookmarkStart w:id="25" w:name="_Toc238986525"/>
+      <w:r>
+        <w:t>Numbers</w:t>
       </w:r>
       <w:bookmarkEnd w:id="25"/>
     </w:p>
@@ -5309,19 +5498,7 @@
         <w:t>With</w:t>
       </w:r>
       <w:r>
-        <w:t xml:space="preserve"> the variables, we will receive an String and the context, and to obtain the bounds of the variables, we will just have to </w:t>
-      </w:r>
-      <w:r>
-        <w:t>reach</w:t>
-      </w:r>
-      <w:r>
-        <w:t xml:space="preserve"> in the context if the </w:t>
-      </w:r>
-      <w:r>
-        <w:t>variable</w:t>
-      </w:r>
-      <w:r>
-        <w:t xml:space="preserve"> already exists, and clone its bounds, or if it doesn’t exist on the contest, we just have to create its bounds which will be [0, prime).</w:t>
+        <w:t xml:space="preserve"> the numbers, it will be much easier than any other operation, because its maximum and minimum bounds will have as value the given number.</w:t>
       </w:r>
     </w:p>
     <w:p>
@@ -5333,37 +5510,11 @@
       <w:pPr>
         <w:pStyle w:val="Ttulo3"/>
       </w:pPr>
-      <w:bookmarkStart w:id="26" w:name="_Toc238986525"/>
-      <w:r>
-        <w:t>Numbers</w:t>
+      <w:bookmarkStart w:id="26" w:name="_Toc238986526"/>
+      <w:r>
+        <w:t>Array in line</w:t>
       </w:r>
       <w:bookmarkEnd w:id="26"/>
-    </w:p>
-    <w:p>
-      <w:pPr>
-        <w:pStyle w:val="Textoindependiente"/>
-      </w:pPr>
-      <w:r>
-        <w:t>With</w:t>
-      </w:r>
-      <w:r>
-        <w:t xml:space="preserve"> the numbers, it will be much easier than any other operation, because its maximum and minimum bounds will have as value the given number.</w:t>
-      </w:r>
-    </w:p>
-    <w:p>
-      <w:pPr>
-        <w:pStyle w:val="Textoindependiente"/>
-      </w:pPr>
-    </w:p>
-    <w:p>
-      <w:pPr>
-        <w:pStyle w:val="Ttulo3"/>
-      </w:pPr>
-      <w:bookmarkStart w:id="27" w:name="_Toc238986526"/>
-      <w:r>
-        <w:t>Array in line</w:t>
-      </w:r>
-      <w:bookmarkEnd w:id="27"/>
     </w:p>
     <w:p>
       <w:pPr>
@@ -5481,11 +5632,53 @@
       <w:pPr>
         <w:pStyle w:val="Ttulo3"/>
       </w:pPr>
-      <w:bookmarkStart w:id="28" w:name="_Toc238986527"/>
+      <w:bookmarkStart w:id="27" w:name="_Toc238986527"/>
       <w:r>
         <w:lastRenderedPageBreak/>
         <w:t>Uniform array</w:t>
       </w:r>
+      <w:bookmarkEnd w:id="27"/>
+    </w:p>
+    <w:p>
+      <w:pPr>
+        <w:pStyle w:val="Textoindependiente"/>
+      </w:pPr>
+      <w:r>
+        <w:t>A uniform array represents a collection of values that are all computed from a single expression</w:t>
+      </w:r>
+      <w:r>
+        <w:t>. When computing the bounds of a uniform array, the key idea is that all its elements will have identical bounds, since they are generated from the same expression. For this reason, the analysis only needs to compute the bounds of that expression once.</w:t>
+      </w:r>
+    </w:p>
+    <w:p>
+      <w:pPr>
+        <w:pStyle w:val="Textoindependiente"/>
+      </w:pPr>
+      <w:r>
+        <w:t xml:space="preserve">Given an expression value, the bounds of the uniform array are defined as: </w:t>
+      </w:r>
+    </w:p>
+    <w:p>
+      <w:pPr>
+        <w:pStyle w:val="Textoindependiente"/>
+      </w:pPr>
+      <w:r>
+        <w:t>Bounds (UniformArray (value)) = Bounds(value)</w:t>
+      </w:r>
+    </w:p>
+    <w:p>
+      <w:pPr>
+        <w:pStyle w:val="Textoindependiente"/>
+      </w:pPr>
+    </w:p>
+    <w:p>
+      <w:pPr>
+        <w:pStyle w:val="Ttulo2"/>
+      </w:pPr>
+      <w:bookmarkStart w:id="28" w:name="_Toc238986528"/>
+      <w:r>
+        <w:t>Treat statements</w:t>
+      </w:r>
       <w:bookmarkEnd w:id="28"/>
     </w:p>
     <w:p>
@@ -5493,74 +5686,32 @@
         <w:pStyle w:val="Textoindependiente"/>
       </w:pPr>
       <w:r>
-        <w:t>A uniform array represents a collection of values that are all computed from a single expression</w:t>
-      </w:r>
-      <w:r>
-        <w:t>. When computing the bounds of a uniform array, the key idea is that all its elements will have identical bounds, since they are generated from the same expression. For this reason, the analysis only needs to compute the bounds of that expression once.</w:t>
-      </w:r>
-    </w:p>
-    <w:p>
-      <w:pPr>
-        <w:pStyle w:val="Textoindependiente"/>
-      </w:pPr>
-      <w:r>
-        <w:t xml:space="preserve">Given an expression value, the bounds of the uniform array are defined as: </w:t>
-      </w:r>
-    </w:p>
-    <w:p>
-      <w:pPr>
-        <w:pStyle w:val="Textoindependiente"/>
-      </w:pPr>
-      <w:r>
-        <w:t>Bounds (UniformArray (value)) = Bounds(value)</w:t>
-      </w:r>
-    </w:p>
-    <w:p>
-      <w:pPr>
-        <w:pStyle w:val="Textoindependiente"/>
-      </w:pPr>
-    </w:p>
-    <w:p>
-      <w:pPr>
-        <w:pStyle w:val="Ttulo2"/>
-      </w:pPr>
-      <w:bookmarkStart w:id="29" w:name="_Toc238986528"/>
-      <w:r>
-        <w:t>Treat statements</w:t>
+        <w:t xml:space="preserve">In the previous section, we described how to compute the bounds of individual expressions. However, programs are not composed only of expressions, but also of statements that modify the state of the computation. </w:t>
+      </w:r>
+    </w:p>
+    <w:p>
+      <w:pPr>
+        <w:pStyle w:val="Textoindependiente"/>
+      </w:pPr>
+      <w:r>
+        <w:t>The goal of this part is to maintain updated bounds of all signals throughout the execution of the program. To do that, the analysis keeps a context, implemented as a hash map, where each variable is associated with its current bounds.</w:t>
+      </w:r>
+      <w:r>
+        <w:t xml:space="preserve"> </w:t>
+      </w:r>
+    </w:p>
+    <w:p>
+      <w:pPr>
+        <w:pStyle w:val="Ttulo3"/>
+      </w:pPr>
+      <w:bookmarkStart w:id="29" w:name="_Toc238986529"/>
+      <w:r>
+        <w:t>Treat conditional</w:t>
+      </w:r>
+      <w:r>
+        <w:t>s</w:t>
       </w:r>
       <w:bookmarkEnd w:id="29"/>
-    </w:p>
-    <w:p>
-      <w:pPr>
-        <w:pStyle w:val="Textoindependiente"/>
-      </w:pPr>
-      <w:r>
-        <w:t xml:space="preserve">In the previous section, we described how to compute the bounds of individual expressions. However, programs are not composed only of expressions, but also of statements that modify the state of the computation. </w:t>
-      </w:r>
-    </w:p>
-    <w:p>
-      <w:pPr>
-        <w:pStyle w:val="Textoindependiente"/>
-      </w:pPr>
-      <w:r>
-        <w:t>The goal of this part is to maintain updated bounds of all signals throughout the execution of the program. To do that, the analysis keeps a context, implemented as a hash map, where each variable is associated with its current bounds.</w:t>
-      </w:r>
-      <w:r>
-        <w:t xml:space="preserve"> </w:t>
-      </w:r>
-    </w:p>
-    <w:p>
-      <w:pPr>
-        <w:pStyle w:val="Ttulo3"/>
-      </w:pPr>
-      <w:bookmarkStart w:id="30" w:name="_Toc238986529"/>
-      <w:r>
-        <w:t>Treat conditional</w:t>
-      </w:r>
-      <w:r>
-        <w:t>s</w:t>
-      </w:r>
-      <w:bookmarkEnd w:id="30"/>
     </w:p>
     <w:p>
       <w:pPr>
@@ -5666,7 +5817,7 @@
       <w:pPr>
         <w:pStyle w:val="Ttulo3"/>
       </w:pPr>
-      <w:bookmarkStart w:id="31" w:name="_Toc238986530"/>
+      <w:bookmarkStart w:id="30" w:name="_Toc238986530"/>
       <w:r>
         <w:lastRenderedPageBreak/>
         <w:t>Treat while</w:t>
@@ -5674,7 +5825,7 @@
       <w:r>
         <w:t xml:space="preserve"> loops</w:t>
       </w:r>
-      <w:bookmarkEnd w:id="31"/>
+      <w:bookmarkEnd w:id="30"/>
     </w:p>
     <w:p>
       <w:pPr>
@@ -5781,12 +5932,12 @@
       <w:pPr>
         <w:pStyle w:val="Ttulo2"/>
       </w:pPr>
-      <w:bookmarkStart w:id="32" w:name="_Toc238986531"/>
+      <w:bookmarkStart w:id="31" w:name="_Toc238986531"/>
       <w:r>
         <w:lastRenderedPageBreak/>
         <w:t>Bounds inheritance</w:t>
       </w:r>
-      <w:bookmarkEnd w:id="32"/>
+      <w:bookmarkEnd w:id="31"/>
     </w:p>
     <w:p>
       <w:pPr>
@@ -5903,12 +6054,12 @@
       <w:pPr>
         <w:pStyle w:val="Ttulo1"/>
       </w:pPr>
-      <w:bookmarkStart w:id="33" w:name="_Toc238986532"/>
+      <w:bookmarkStart w:id="32" w:name="_Toc238986532"/>
       <w:r>
         <w:lastRenderedPageBreak/>
         <w:t>Testing</w:t>
       </w:r>
-      <w:bookmarkEnd w:id="33"/>
+      <w:bookmarkEnd w:id="32"/>
     </w:p>
     <w:p>
       <w:pPr>
@@ -7399,8 +7550,8 @@
       <w:pPr>
         <w:pStyle w:val="Descripcin"/>
       </w:pPr>
-      <w:bookmarkStart w:id="34" w:name="_Ref11681936"/>
-      <w:bookmarkStart w:id="35" w:name="_Toc238921729"/>
+      <w:bookmarkStart w:id="33" w:name="_Ref11681936"/>
+      <w:bookmarkStart w:id="34" w:name="_Toc238921729"/>
       <w:r>
         <w:t>Tabl</w:t>
       </w:r>
@@ -7449,14 +7600,14 @@
       <w:r>
         <w:fldChar w:fldCharType="end"/>
       </w:r>
+      <w:bookmarkEnd w:id="33"/>
+      <w:r>
+        <w:t xml:space="preserve">. </w:t>
+      </w:r>
+      <w:r>
+        <w:t>Test results</w:t>
+      </w:r>
       <w:bookmarkEnd w:id="34"/>
-      <w:r>
-        <w:t xml:space="preserve">. </w:t>
-      </w:r>
-      <w:r>
-        <w:t>Test results</w:t>
-      </w:r>
-      <w:bookmarkEnd w:id="35"/>
       <w:r>
         <w:t xml:space="preserve"> </w:t>
       </w:r>
@@ -7499,9 +7650,9 @@
       <w:pPr>
         <w:pStyle w:val="Ttulo1"/>
       </w:pPr>
-      <w:bookmarkStart w:id="36" w:name="_Ref11684775"/>
-      <w:bookmarkStart w:id="37" w:name="_Toc116636446"/>
-      <w:bookmarkStart w:id="38" w:name="_Toc238986533"/>
+      <w:bookmarkStart w:id="35" w:name="_Ref11684775"/>
+      <w:bookmarkStart w:id="36" w:name="_Toc116636446"/>
+      <w:bookmarkStart w:id="37" w:name="_Toc238986533"/>
       <w:r>
         <w:lastRenderedPageBreak/>
         <w:t>Conclusions</w:t>
@@ -7515,12 +7666,12 @@
       <w:r>
         <w:t xml:space="preserve"> </w:t>
       </w:r>
+      <w:bookmarkEnd w:id="35"/>
       <w:bookmarkEnd w:id="36"/>
+      <w:r>
+        <w:t>future work</w:t>
+      </w:r>
       <w:bookmarkEnd w:id="37"/>
-      <w:r>
-        <w:t>future work</w:t>
-      </w:r>
-      <w:bookmarkEnd w:id="38"/>
     </w:p>
     <w:p>
       <w:pPr>
@@ -7644,12 +7795,12 @@
       <w:pPr>
         <w:pStyle w:val="PageHeadingTOC"/>
       </w:pPr>
-      <w:bookmarkStart w:id="39" w:name="_Toc238986534"/>
+      <w:bookmarkStart w:id="38" w:name="_Toc238986534"/>
       <w:r>
         <w:lastRenderedPageBreak/>
         <w:t>Bibliography</w:t>
       </w:r>
-      <w:bookmarkEnd w:id="39"/>
+      <w:bookmarkEnd w:id="38"/>
       <w:r>
         <w:rPr>
           <w:sz w:val="22"/>
@@ -7863,9 +8014,9 @@
       <w:r>
         <w:fldChar w:fldCharType="end"/>
       </w:r>
-      <w:bookmarkStart w:id="40" w:name="Apendices"/>
-    </w:p>
-    <w:bookmarkEnd w:id="40"/>
+      <w:bookmarkStart w:id="39" w:name="Apendices"/>
+    </w:p>
+    <w:bookmarkEnd w:id="39"/>
     <w:p>
       <w:pPr>
         <w:ind w:firstLine="0"/>
@@ -10012,6 +10163,92 @@
     </w:lvl>
   </w:abstractNum>
   <w:abstractNum w:abstractNumId="24" w15:restartNumberingAfterBreak="0">
+    <w:nsid w:val="320236A9"/>
+    <w:multiLevelType w:val="hybridMultilevel"/>
+    <w:tmpl w:val="7826D5FC"/>
+    <w:lvl w:ilvl="0" w:tplc="0409000F">
+      <w:start w:val="1"/>
+      <w:numFmt w:val="decimal"/>
+      <w:lvlText w:val="%1."/>
+      <w:lvlJc w:val="left"/>
+      <w:pPr>
+        <w:ind w:left="1440" w:hanging="360"/>
+      </w:pPr>
+    </w:lvl>
+    <w:lvl w:ilvl="1" w:tplc="04090019" w:tentative="1">
+      <w:start w:val="1"/>
+      <w:numFmt w:val="lowerLetter"/>
+      <w:lvlText w:val="%2."/>
+      <w:lvlJc w:val="left"/>
+      <w:pPr>
+        <w:ind w:left="2160" w:hanging="360"/>
+      </w:pPr>
+    </w:lvl>
+    <w:lvl w:ilvl="2" w:tplc="0409001B" w:tentative="1">
+      <w:start w:val="1"/>
+      <w:numFmt w:val="lowerRoman"/>
+      <w:lvlText w:val="%3."/>
+      <w:lvlJc w:val="right"/>
+      <w:pPr>
+        <w:ind w:left="2880" w:hanging="180"/>
+      </w:pPr>
+    </w:lvl>
+    <w:lvl w:ilvl="3" w:tplc="0409000F" w:tentative="1">
+      <w:start w:val="1"/>
+      <w:numFmt w:val="decimal"/>
+      <w:lvlText w:val="%4."/>
+      <w:lvlJc w:val="left"/>
+      <w:pPr>
+        <w:ind w:left="3600" w:hanging="360"/>
+      </w:pPr>
+    </w:lvl>
+    <w:lvl w:ilvl="4" w:tplc="04090019" w:tentative="1">
+      <w:start w:val="1"/>
+      <w:numFmt w:val="lowerLetter"/>
+      <w:lvlText w:val="%5."/>
+      <w:lvlJc w:val="left"/>
+      <w:pPr>
+        <w:ind w:left="4320" w:hanging="360"/>
+      </w:pPr>
+    </w:lvl>
+    <w:lvl w:ilvl="5" w:tplc="0409001B" w:tentative="1">
+      <w:start w:val="1"/>
+      <w:numFmt w:val="lowerRoman"/>
+      <w:lvlText w:val="%6."/>
+      <w:lvlJc w:val="right"/>
+      <w:pPr>
+        <w:ind w:left="5040" w:hanging="180"/>
+      </w:pPr>
+    </w:lvl>
+    <w:lvl w:ilvl="6" w:tplc="0409000F" w:tentative="1">
+      <w:start w:val="1"/>
+      <w:numFmt w:val="decimal"/>
+      <w:lvlText w:val="%7."/>
+      <w:lvlJc w:val="left"/>
+      <w:pPr>
+        <w:ind w:left="5760" w:hanging="360"/>
+      </w:pPr>
+    </w:lvl>
+    <w:lvl w:ilvl="7" w:tplc="04090019" w:tentative="1">
+      <w:start w:val="1"/>
+      <w:numFmt w:val="lowerLetter"/>
+      <w:lvlText w:val="%8."/>
+      <w:lvlJc w:val="left"/>
+      <w:pPr>
+        <w:ind w:left="6480" w:hanging="360"/>
+      </w:pPr>
+    </w:lvl>
+    <w:lvl w:ilvl="8" w:tplc="0409001B" w:tentative="1">
+      <w:start w:val="1"/>
+      <w:numFmt w:val="lowerRoman"/>
+      <w:lvlText w:val="%9."/>
+      <w:lvlJc w:val="right"/>
+      <w:pPr>
+        <w:ind w:left="7200" w:hanging="180"/>
+      </w:pPr>
+    </w:lvl>
+  </w:abstractNum>
+  <w:abstractNum w:abstractNumId="25" w15:restartNumberingAfterBreak="0">
     <w:nsid w:val="321C0D15"/>
     <w:multiLevelType w:val="multilevel"/>
     <w:tmpl w:val="E67E3240"/>
@@ -10147,7 +10384,7 @@
       </w:rPr>
     </w:lvl>
   </w:abstractNum>
-  <w:abstractNum w:abstractNumId="25" w15:restartNumberingAfterBreak="0">
+  <w:abstractNum w:abstractNumId="26" w15:restartNumberingAfterBreak="0">
     <w:nsid w:val="330865B5"/>
     <w:multiLevelType w:val="multilevel"/>
     <w:tmpl w:val="040A001D"/>
@@ -10233,7 +10470,7 @@
       </w:pPr>
     </w:lvl>
   </w:abstractNum>
-  <w:abstractNum w:abstractNumId="26" w15:restartNumberingAfterBreak="0">
+  <w:abstractNum w:abstractNumId="27" w15:restartNumberingAfterBreak="0">
     <w:nsid w:val="3521773B"/>
     <w:multiLevelType w:val="hybridMultilevel"/>
     <w:tmpl w:val="EC8C53F0"/>
@@ -10319,7 +10556,7 @@
       </w:pPr>
     </w:lvl>
   </w:abstractNum>
-  <w:abstractNum w:abstractNumId="27" w15:restartNumberingAfterBreak="0">
+  <w:abstractNum w:abstractNumId="28" w15:restartNumberingAfterBreak="0">
     <w:nsid w:val="3CE97BDB"/>
     <w:multiLevelType w:val="hybridMultilevel"/>
     <w:tmpl w:val="92AEAA9A"/>
@@ -10405,7 +10642,7 @@
       </w:pPr>
     </w:lvl>
   </w:abstractNum>
-  <w:abstractNum w:abstractNumId="28" w15:restartNumberingAfterBreak="0">
+  <w:abstractNum w:abstractNumId="29" w15:restartNumberingAfterBreak="0">
     <w:nsid w:val="40F1284A"/>
     <w:multiLevelType w:val="hybridMultilevel"/>
     <w:tmpl w:val="D208296E"/>
@@ -10518,7 +10755,7 @@
       </w:rPr>
     </w:lvl>
   </w:abstractNum>
-  <w:abstractNum w:abstractNumId="29" w15:restartNumberingAfterBreak="0">
+  <w:abstractNum w:abstractNumId="30" w15:restartNumberingAfterBreak="0">
     <w:nsid w:val="59957CE0"/>
     <w:multiLevelType w:val="multilevel"/>
     <w:tmpl w:val="AA562C7C"/>
@@ -10648,7 +10885,7 @@
       </w:rPr>
     </w:lvl>
   </w:abstractNum>
-  <w:abstractNum w:abstractNumId="30" w15:restartNumberingAfterBreak="0">
+  <w:abstractNum w:abstractNumId="31" w15:restartNumberingAfterBreak="0">
     <w:nsid w:val="64F42C83"/>
     <w:multiLevelType w:val="multilevel"/>
     <w:tmpl w:val="AA562C7C"/>
@@ -10778,7 +11015,7 @@
       </w:rPr>
     </w:lvl>
   </w:abstractNum>
-  <w:abstractNum w:abstractNumId="31" w15:restartNumberingAfterBreak="0">
+  <w:abstractNum w:abstractNumId="32" w15:restartNumberingAfterBreak="0">
     <w:nsid w:val="67B85907"/>
     <w:multiLevelType w:val="hybridMultilevel"/>
     <w:tmpl w:val="6E6E04D6"/>
@@ -10864,7 +11101,7 @@
       </w:pPr>
     </w:lvl>
   </w:abstractNum>
-  <w:abstractNum w:abstractNumId="32" w15:restartNumberingAfterBreak="0">
+  <w:abstractNum w:abstractNumId="33" w15:restartNumberingAfterBreak="0">
     <w:nsid w:val="6FBF4159"/>
     <w:multiLevelType w:val="multilevel"/>
     <w:tmpl w:val="982674FA"/>
@@ -10994,7 +11231,7 @@
       </w:rPr>
     </w:lvl>
   </w:abstractNum>
-  <w:abstractNum w:abstractNumId="33" w15:restartNumberingAfterBreak="0">
+  <w:abstractNum w:abstractNumId="34" w15:restartNumberingAfterBreak="0">
     <w:nsid w:val="70301EDE"/>
     <w:multiLevelType w:val="multilevel"/>
     <w:tmpl w:val="DFFA0438"/>
@@ -11124,7 +11361,120 @@
       </w:rPr>
     </w:lvl>
   </w:abstractNum>
-  <w:abstractNum w:abstractNumId="34" w15:restartNumberingAfterBreak="0">
+  <w:abstractNum w:abstractNumId="35" w15:restartNumberingAfterBreak="0">
+    <w:nsid w:val="70A41718"/>
+    <w:multiLevelType w:val="hybridMultilevel"/>
+    <w:tmpl w:val="5D9EE8A4"/>
+    <w:lvl w:ilvl="0" w:tplc="04090001">
+      <w:start w:val="1"/>
+      <w:numFmt w:val="bullet"/>
+      <w:lvlText w:val=""/>
+      <w:lvlJc w:val="left"/>
+      <w:pPr>
+        <w:ind w:left="1440" w:hanging="360"/>
+      </w:pPr>
+      <w:rPr>
+        <w:rFonts w:ascii="Symbol" w:hAnsi="Symbol" w:hint="default"/>
+      </w:rPr>
+    </w:lvl>
+    <w:lvl w:ilvl="1" w:tplc="04090003" w:tentative="1">
+      <w:start w:val="1"/>
+      <w:numFmt w:val="bullet"/>
+      <w:lvlText w:val="o"/>
+      <w:lvlJc w:val="left"/>
+      <w:pPr>
+        <w:ind w:left="2160" w:hanging="360"/>
+      </w:pPr>
+      <w:rPr>
+        <w:rFonts w:ascii="Courier New" w:hAnsi="Courier New" w:cs="Courier New" w:hint="default"/>
+      </w:rPr>
+    </w:lvl>
+    <w:lvl w:ilvl="2" w:tplc="04090005" w:tentative="1">
+      <w:start w:val="1"/>
+      <w:numFmt w:val="bullet"/>
+      <w:lvlText w:val=""/>
+      <w:lvlJc w:val="left"/>
+      <w:pPr>
+        <w:ind w:left="2880" w:hanging="360"/>
+      </w:pPr>
+      <w:rPr>
+        <w:rFonts w:ascii="Wingdings" w:hAnsi="Wingdings" w:hint="default"/>
+      </w:rPr>
+    </w:lvl>
+    <w:lvl w:ilvl="3" w:tplc="04090001" w:tentative="1">
+      <w:start w:val="1"/>
+      <w:numFmt w:val="bullet"/>
+      <w:lvlText w:val=""/>
+      <w:lvlJc w:val="left"/>
+      <w:pPr>
+        <w:ind w:left="3600" w:hanging="360"/>
+      </w:pPr>
+      <w:rPr>
+        <w:rFonts w:ascii="Symbol" w:hAnsi="Symbol" w:hint="default"/>
+      </w:rPr>
+    </w:lvl>
+    <w:lvl w:ilvl="4" w:tplc="04090003" w:tentative="1">
+      <w:start w:val="1"/>
+      <w:numFmt w:val="bullet"/>
+      <w:lvlText w:val="o"/>
+      <w:lvlJc w:val="left"/>
+      <w:pPr>
+        <w:ind w:left="4320" w:hanging="360"/>
+      </w:pPr>
+      <w:rPr>
+        <w:rFonts w:ascii="Courier New" w:hAnsi="Courier New" w:cs="Courier New" w:hint="default"/>
+      </w:rPr>
+    </w:lvl>
+    <w:lvl w:ilvl="5" w:tplc="04090005" w:tentative="1">
+      <w:start w:val="1"/>
+      <w:numFmt w:val="bullet"/>
+      <w:lvlText w:val=""/>
+      <w:lvlJc w:val="left"/>
+      <w:pPr>
+        <w:ind w:left="5040" w:hanging="360"/>
+      </w:pPr>
+      <w:rPr>
+        <w:rFonts w:ascii="Wingdings" w:hAnsi="Wingdings" w:hint="default"/>
+      </w:rPr>
+    </w:lvl>
+    <w:lvl w:ilvl="6" w:tplc="04090001" w:tentative="1">
+      <w:start w:val="1"/>
+      <w:numFmt w:val="bullet"/>
+      <w:lvlText w:val=""/>
+      <w:lvlJc w:val="left"/>
+      <w:pPr>
+        <w:ind w:left="5760" w:hanging="360"/>
+      </w:pPr>
+      <w:rPr>
+        <w:rFonts w:ascii="Symbol" w:hAnsi="Symbol" w:hint="default"/>
+      </w:rPr>
+    </w:lvl>
+    <w:lvl w:ilvl="7" w:tplc="04090003" w:tentative="1">
+      <w:start w:val="1"/>
+      <w:numFmt w:val="bullet"/>
+      <w:lvlText w:val="o"/>
+      <w:lvlJc w:val="left"/>
+      <w:pPr>
+        <w:ind w:left="6480" w:hanging="360"/>
+      </w:pPr>
+      <w:rPr>
+        <w:rFonts w:ascii="Courier New" w:hAnsi="Courier New" w:cs="Courier New" w:hint="default"/>
+      </w:rPr>
+    </w:lvl>
+    <w:lvl w:ilvl="8" w:tplc="04090005" w:tentative="1">
+      <w:start w:val="1"/>
+      <w:numFmt w:val="bullet"/>
+      <w:lvlText w:val=""/>
+      <w:lvlJc w:val="left"/>
+      <w:pPr>
+        <w:ind w:left="7200" w:hanging="360"/>
+      </w:pPr>
+      <w:rPr>
+        <w:rFonts w:ascii="Wingdings" w:hAnsi="Wingdings" w:hint="default"/>
+      </w:rPr>
+    </w:lvl>
+  </w:abstractNum>
+  <w:abstractNum w:abstractNumId="36" w15:restartNumberingAfterBreak="0">
     <w:nsid w:val="736F4A0D"/>
     <w:multiLevelType w:val="multilevel"/>
     <w:tmpl w:val="040A001D"/>
@@ -11210,7 +11560,7 @@
       </w:pPr>
     </w:lvl>
   </w:abstractNum>
-  <w:abstractNum w:abstractNumId="35" w15:restartNumberingAfterBreak="0">
+  <w:abstractNum w:abstractNumId="37" w15:restartNumberingAfterBreak="0">
     <w:nsid w:val="76864434"/>
     <w:multiLevelType w:val="multilevel"/>
     <w:tmpl w:val="040A001D"/>
@@ -11296,7 +11646,7 @@
       </w:pPr>
     </w:lvl>
   </w:abstractNum>
-  <w:abstractNum w:abstractNumId="36" w15:restartNumberingAfterBreak="0">
+  <w:abstractNum w:abstractNumId="38" w15:restartNumberingAfterBreak="0">
     <w:nsid w:val="78622BFC"/>
     <w:multiLevelType w:val="multilevel"/>
     <w:tmpl w:val="473C4EE0"/>
@@ -11409,7 +11759,7 @@
       </w:pPr>
     </w:lvl>
   </w:abstractNum>
-  <w:abstractNum w:abstractNumId="37" w15:restartNumberingAfterBreak="0">
+  <w:abstractNum w:abstractNumId="39" w15:restartNumberingAfterBreak="0">
     <w:nsid w:val="79E81350"/>
     <w:multiLevelType w:val="multilevel"/>
     <w:tmpl w:val="D89EC2BE"/>
@@ -11537,6 +11887,92 @@
       <w:rPr>
         <w:rFonts w:hint="default"/>
       </w:rPr>
+    </w:lvl>
+  </w:abstractNum>
+  <w:abstractNum w:abstractNumId="40" w15:restartNumberingAfterBreak="0">
+    <w:nsid w:val="7E887117"/>
+    <w:multiLevelType w:val="hybridMultilevel"/>
+    <w:tmpl w:val="842AA6EA"/>
+    <w:lvl w:ilvl="0" w:tplc="0409000F">
+      <w:start w:val="1"/>
+      <w:numFmt w:val="decimal"/>
+      <w:lvlText w:val="%1."/>
+      <w:lvlJc w:val="left"/>
+      <w:pPr>
+        <w:ind w:left="1440" w:hanging="360"/>
+      </w:pPr>
+    </w:lvl>
+    <w:lvl w:ilvl="1" w:tplc="04090019" w:tentative="1">
+      <w:start w:val="1"/>
+      <w:numFmt w:val="lowerLetter"/>
+      <w:lvlText w:val="%2."/>
+      <w:lvlJc w:val="left"/>
+      <w:pPr>
+        <w:ind w:left="2160" w:hanging="360"/>
+      </w:pPr>
+    </w:lvl>
+    <w:lvl w:ilvl="2" w:tplc="0409001B" w:tentative="1">
+      <w:start w:val="1"/>
+      <w:numFmt w:val="lowerRoman"/>
+      <w:lvlText w:val="%3."/>
+      <w:lvlJc w:val="right"/>
+      <w:pPr>
+        <w:ind w:left="2880" w:hanging="180"/>
+      </w:pPr>
+    </w:lvl>
+    <w:lvl w:ilvl="3" w:tplc="0409000F" w:tentative="1">
+      <w:start w:val="1"/>
+      <w:numFmt w:val="decimal"/>
+      <w:lvlText w:val="%4."/>
+      <w:lvlJc w:val="left"/>
+      <w:pPr>
+        <w:ind w:left="3600" w:hanging="360"/>
+      </w:pPr>
+    </w:lvl>
+    <w:lvl w:ilvl="4" w:tplc="04090019" w:tentative="1">
+      <w:start w:val="1"/>
+      <w:numFmt w:val="lowerLetter"/>
+      <w:lvlText w:val="%5."/>
+      <w:lvlJc w:val="left"/>
+      <w:pPr>
+        <w:ind w:left="4320" w:hanging="360"/>
+      </w:pPr>
+    </w:lvl>
+    <w:lvl w:ilvl="5" w:tplc="0409001B" w:tentative="1">
+      <w:start w:val="1"/>
+      <w:numFmt w:val="lowerRoman"/>
+      <w:lvlText w:val="%6."/>
+      <w:lvlJc w:val="right"/>
+      <w:pPr>
+        <w:ind w:left="5040" w:hanging="180"/>
+      </w:pPr>
+    </w:lvl>
+    <w:lvl w:ilvl="6" w:tplc="0409000F" w:tentative="1">
+      <w:start w:val="1"/>
+      <w:numFmt w:val="decimal"/>
+      <w:lvlText w:val="%7."/>
+      <w:lvlJc w:val="left"/>
+      <w:pPr>
+        <w:ind w:left="5760" w:hanging="360"/>
+      </w:pPr>
+    </w:lvl>
+    <w:lvl w:ilvl="7" w:tplc="04090019" w:tentative="1">
+      <w:start w:val="1"/>
+      <w:numFmt w:val="lowerLetter"/>
+      <w:lvlText w:val="%8."/>
+      <w:lvlJc w:val="left"/>
+      <w:pPr>
+        <w:ind w:left="6480" w:hanging="360"/>
+      </w:pPr>
+    </w:lvl>
+    <w:lvl w:ilvl="8" w:tplc="0409001B" w:tentative="1">
+      <w:start w:val="1"/>
+      <w:numFmt w:val="lowerRoman"/>
+      <w:lvlText w:val="%9."/>
+      <w:lvlJc w:val="right"/>
+      <w:pPr>
+        <w:ind w:left="7200" w:hanging="180"/>
+      </w:pPr>
     </w:lvl>
   </w:abstractNum>
   <w:num w:numId="1" w16cid:durableId="962927342">
@@ -11576,16 +12012,16 @@
     <w:abstractNumId w:val="18"/>
   </w:num>
   <w:num w:numId="13" w16cid:durableId="1519850972">
-    <w:abstractNumId w:val="24"/>
+    <w:abstractNumId w:val="25"/>
   </w:num>
   <w:num w:numId="14" w16cid:durableId="1283880269">
     <w:abstractNumId w:val="22"/>
   </w:num>
   <w:num w:numId="15" w16cid:durableId="1646739723">
-    <w:abstractNumId w:val="37"/>
+    <w:abstractNumId w:val="39"/>
   </w:num>
   <w:num w:numId="16" w16cid:durableId="466629650">
-    <w:abstractNumId w:val="25"/>
+    <w:abstractNumId w:val="26"/>
   </w:num>
   <w:num w:numId="17" w16cid:durableId="1079012301">
     <w:abstractNumId w:val="21"/>
@@ -11594,28 +12030,28 @@
     <w:abstractNumId w:val="15"/>
   </w:num>
   <w:num w:numId="19" w16cid:durableId="1434395498">
-    <w:abstractNumId w:val="32"/>
+    <w:abstractNumId w:val="33"/>
   </w:num>
   <w:num w:numId="20" w16cid:durableId="1893346169">
     <w:abstractNumId w:val="13"/>
   </w:num>
   <w:num w:numId="21" w16cid:durableId="1509711991">
-    <w:abstractNumId w:val="33"/>
+    <w:abstractNumId w:val="34"/>
   </w:num>
   <w:num w:numId="22" w16cid:durableId="1149319704">
     <w:abstractNumId w:val="16"/>
   </w:num>
   <w:num w:numId="23" w16cid:durableId="53814836">
-    <w:abstractNumId w:val="29"/>
+    <w:abstractNumId w:val="30"/>
   </w:num>
   <w:num w:numId="24" w16cid:durableId="858156727">
-    <w:abstractNumId w:val="30"/>
+    <w:abstractNumId w:val="31"/>
   </w:num>
   <w:num w:numId="25" w16cid:durableId="1782651091">
     <w:abstractNumId w:val="0"/>
   </w:num>
   <w:num w:numId="26" w16cid:durableId="1087188752">
-    <w:abstractNumId w:val="36"/>
+    <w:abstractNumId w:val="38"/>
   </w:num>
   <w:num w:numId="27" w16cid:durableId="524753162">
     <w:abstractNumId w:val="17"/>
@@ -11627,13 +12063,13 @@
     <w:abstractNumId w:val="14"/>
   </w:num>
   <w:num w:numId="30" w16cid:durableId="358169484">
-    <w:abstractNumId w:val="35"/>
+    <w:abstractNumId w:val="37"/>
   </w:num>
   <w:num w:numId="31" w16cid:durableId="1628580751">
-    <w:abstractNumId w:val="34"/>
+    <w:abstractNumId w:val="36"/>
   </w:num>
   <w:num w:numId="32" w16cid:durableId="792945128">
-    <w:abstractNumId w:val="31"/>
+    <w:abstractNumId w:val="32"/>
   </w:num>
   <w:num w:numId="33" w16cid:durableId="959652879">
     <w:abstractNumId w:val="20"/>
@@ -11669,19 +12105,28 @@
     </w:lvlOverride>
   </w:num>
   <w:num w:numId="35" w16cid:durableId="1983190024">
-    <w:abstractNumId w:val="26"/>
+    <w:abstractNumId w:val="27"/>
   </w:num>
   <w:num w:numId="36" w16cid:durableId="216741931">
     <w:abstractNumId w:val="11"/>
   </w:num>
   <w:num w:numId="37" w16cid:durableId="748650492">
-    <w:abstractNumId w:val="28"/>
+    <w:abstractNumId w:val="29"/>
   </w:num>
   <w:num w:numId="38" w16cid:durableId="2102067826">
     <w:abstractNumId w:val="12"/>
   </w:num>
   <w:num w:numId="39" w16cid:durableId="1194657473">
-    <w:abstractNumId w:val="27"/>
+    <w:abstractNumId w:val="28"/>
+  </w:num>
+  <w:num w:numId="40" w16cid:durableId="1333218153">
+    <w:abstractNumId w:val="24"/>
+  </w:num>
+  <w:num w:numId="41" w16cid:durableId="946623720">
+    <w:abstractNumId w:val="40"/>
+  </w:num>
+  <w:num w:numId="42" w16cid:durableId="1303971679">
+    <w:abstractNumId w:val="35"/>
   </w:num>
   <w:numIdMacAtCleanup w:val="13"/>
 </w:numbering>
